--- a/METODOLOGIAS DE LA INVESTIGACION/S4/APE1.docx
+++ b/METODOLOGIAS DE LA INVESTIGACION/S4/APE1.docx
@@ -500,11 +500,19 @@
       <w:pPr>
         <w:pStyle w:val="Textoindependiente"/>
         <w:ind w:left="0"/>
+        <w:jc w:val="center"/>
         <w:rPr>
           <w:b/>
           <w:sz w:val="28"/>
         </w:rPr>
       </w:pPr>
+      <w:r>
+        <w:rPr>
+          <w:b/>
+          <w:sz w:val="28"/>
+        </w:rPr>
+        <w:t>GABRIEL ARIEL VELASCO MOLINA</w:t>
+      </w:r>
     </w:p>
     <w:p>
       <w:pPr>
@@ -3928,6 +3936,20 @@
     </w:p>
     <w:p>
       <w:pPr>
+        <w:pStyle w:val="Textoindependiente"/>
+        <w:spacing w:before="201"/>
+        <w:ind w:right="181"/>
+      </w:pPr>
+    </w:p>
+    <w:p>
+      <w:pPr>
+        <w:pStyle w:val="Textoindependiente"/>
+        <w:spacing w:before="201"/>
+        <w:ind w:right="181"/>
+      </w:pPr>
+    </w:p>
+    <w:p>
+      <w:pPr>
         <w:pStyle w:val="Ttulo2"/>
         <w:numPr>
           <w:ilvl w:val="0"/>
@@ -4419,9 +4441,6 @@
     <w:p>
       <w:pPr>
         <w:ind w:left="2" w:right="181"/>
-        <w:rPr>
-          <w:sz w:val="24"/>
-        </w:rPr>
       </w:pPr>
       <w:r>
         <w:rPr>
@@ -4441,7 +4460,21 @@
         <w:rPr>
           <w:sz w:val="24"/>
         </w:rPr>
-        <w:t xml:space="preserve"> [2] </w:t>
+        <w:t xml:space="preserve"> </w:t>
+      </w:r>
+    </w:p>
+    <w:p>
+      <w:pPr>
+        <w:ind w:left="2" w:right="181"/>
+        <w:rPr>
+          <w:sz w:val="24"/>
+        </w:rPr>
+      </w:pPr>
+      <w:r>
+        <w:rPr>
+          <w:sz w:val="24"/>
+        </w:rPr>
+        <w:t xml:space="preserve">[2] </w:t>
       </w:r>
       <w:proofErr w:type="spellStart"/>
       <w:r>
@@ -4510,7 +4543,18 @@
         <w:rPr>
           <w:sz w:val="24"/>
         </w:rPr>
-        <w:t xml:space="preserve"> [3] </w:t>
+        <w:t xml:space="preserve"> </w:t>
+      </w:r>
+    </w:p>
+    <w:p>
+      <w:pPr>
+        <w:ind w:left="2" w:right="181"/>
+      </w:pPr>
+      <w:r>
+        <w:rPr>
+          <w:sz w:val="24"/>
+        </w:rPr>
+        <w:t xml:space="preserve">[3] </w:t>
       </w:r>
       <w:proofErr w:type="spellStart"/>
       <w:r>
@@ -4563,11 +4607,19 @@
           <w:t>https://worldwide.trias.ngo/es/noticias/las-chakras-amazonicas-el-renacimiento-de-una-agricultura-ancestral-y-sostenible-en-la-amazonia/</w:t>
         </w:r>
       </w:hyperlink>
-      <w:r>
-        <w:rPr>
-          <w:sz w:val="24"/>
-        </w:rPr>
-        <w:t xml:space="preserve"> [4] WWF. (2022, 8 de noviembre). </w:t>
+    </w:p>
+    <w:p>
+      <w:pPr>
+        <w:ind w:left="2" w:right="181"/>
+        <w:rPr>
+          <w:sz w:val="24"/>
+        </w:rPr>
+      </w:pPr>
+      <w:r>
+        <w:rPr>
+          <w:sz w:val="24"/>
+        </w:rPr>
+        <w:t xml:space="preserve">[4] WWF. (2022, 8 de noviembre). </w:t>
       </w:r>
       <w:r>
         <w:rPr>
@@ -4594,7 +4646,21 @@
         <w:rPr>
           <w:sz w:val="24"/>
         </w:rPr>
-        <w:t xml:space="preserve"> [5] </w:t>
+        <w:t xml:space="preserve"> </w:t>
+      </w:r>
+    </w:p>
+    <w:p>
+      <w:pPr>
+        <w:ind w:left="2" w:right="181"/>
+        <w:rPr>
+          <w:sz w:val="24"/>
+        </w:rPr>
+      </w:pPr>
+      <w:r>
+        <w:rPr>
+          <w:sz w:val="24"/>
+        </w:rPr>
+        <w:t xml:space="preserve">[5] </w:t>
       </w:r>
       <w:proofErr w:type="spellStart"/>
       <w:r>
@@ -4724,7 +4790,21 @@
         <w:rPr>
           <w:sz w:val="24"/>
         </w:rPr>
-        <w:t xml:space="preserve"> [6] </w:t>
+        <w:t xml:space="preserve"> </w:t>
+      </w:r>
+    </w:p>
+    <w:p>
+      <w:pPr>
+        <w:ind w:left="2" w:right="181"/>
+        <w:rPr>
+          <w:sz w:val="24"/>
+        </w:rPr>
+      </w:pPr>
+      <w:r>
+        <w:rPr>
+          <w:sz w:val="24"/>
+        </w:rPr>
+        <w:t xml:space="preserve">[6] </w:t>
       </w:r>
       <w:proofErr w:type="spellStart"/>
       <w:r>
@@ -4804,7 +4884,21 @@
         <w:rPr>
           <w:sz w:val="24"/>
         </w:rPr>
-        <w:t xml:space="preserve"> [7] </w:t>
+        <w:t xml:space="preserve"> </w:t>
+      </w:r>
+    </w:p>
+    <w:p>
+      <w:pPr>
+        <w:ind w:left="2" w:right="181"/>
+        <w:rPr>
+          <w:sz w:val="24"/>
+        </w:rPr>
+      </w:pPr>
+      <w:r>
+        <w:rPr>
+          <w:sz w:val="24"/>
+        </w:rPr>
+        <w:t xml:space="preserve">[7] </w:t>
       </w:r>
       <w:proofErr w:type="spellStart"/>
       <w:r>
@@ -4954,303 +5048,394 @@
         </w:rPr>
         <w:t xml:space="preserve">. Retrieved June 18, 2026, from </w:t>
       </w:r>
-      <w:hyperlink r:id="rId20">
+      <w:r>
+        <w:rPr>
+          <w:spacing w:val="-2"/>
+          <w:sz w:val="24"/>
+        </w:rPr>
+        <w:t xml:space="preserve">https://www.researchgate.net/publication/341801935_Indigenous_food_sovereignty_an </w:t>
+      </w:r>
+      <w:proofErr w:type="spellStart"/>
+      <w:r>
+        <w:rPr>
+          <w:sz w:val="24"/>
+        </w:rPr>
+        <w:t>d_tourism_the_Chakra_Route_in_the_Amazon_region_of_Ec</w:t>
+      </w:r>
+      <w:r>
+        <w:rPr>
+          <w:sz w:val="24"/>
+        </w:rPr>
+        <w:t>u</w:t>
+      </w:r>
+      <w:r>
+        <w:rPr>
+          <w:sz w:val="24"/>
+        </w:rPr>
+        <w:t>ador</w:t>
+      </w:r>
+      <w:proofErr w:type="spellEnd"/>
+    </w:p>
+    <w:p>
+      <w:pPr>
+        <w:ind w:left="2" w:right="181"/>
+        <w:rPr>
+          <w:sz w:val="24"/>
+          <w:szCs w:val="24"/>
+        </w:rPr>
+      </w:pPr>
+      <w:r>
+        <w:rPr>
+          <w:sz w:val="24"/>
+        </w:rPr>
+        <w:t xml:space="preserve">[8] </w:t>
+      </w:r>
+      <w:proofErr w:type="spellStart"/>
+      <w:r>
+        <w:rPr>
+          <w:sz w:val="24"/>
+        </w:rPr>
+        <w:t>ResearchGate</w:t>
+      </w:r>
+      <w:proofErr w:type="spellEnd"/>
+      <w:r>
+        <w:rPr>
+          <w:sz w:val="24"/>
+        </w:rPr>
+        <w:t xml:space="preserve">. (2022, </w:t>
+      </w:r>
+      <w:proofErr w:type="spellStart"/>
+      <w:r>
+        <w:rPr>
+          <w:sz w:val="24"/>
+        </w:rPr>
+        <w:t>February</w:t>
+      </w:r>
+      <w:proofErr w:type="spellEnd"/>
+      <w:r>
+        <w:rPr>
+          <w:sz w:val="24"/>
+        </w:rPr>
+        <w:t xml:space="preserve"> 25). </w:t>
+      </w:r>
+      <w:proofErr w:type="spellStart"/>
+      <w:r>
+        <w:rPr>
+          <w:i/>
+          <w:sz w:val="24"/>
+        </w:rPr>
+        <w:t>Indigenous</w:t>
+      </w:r>
+      <w:proofErr w:type="spellEnd"/>
+      <w:r>
+        <w:rPr>
+          <w:i/>
+          <w:sz w:val="24"/>
+        </w:rPr>
+        <w:t xml:space="preserve"> </w:t>
+      </w:r>
+      <w:proofErr w:type="spellStart"/>
+      <w:r>
+        <w:rPr>
+          <w:i/>
+          <w:sz w:val="24"/>
+        </w:rPr>
+        <w:t>agroforestry</w:t>
+      </w:r>
+      <w:proofErr w:type="spellEnd"/>
+      <w:r>
+        <w:rPr>
+          <w:i/>
+          <w:sz w:val="24"/>
+        </w:rPr>
+        <w:t xml:space="preserve"> </w:t>
+      </w:r>
+      <w:proofErr w:type="spellStart"/>
+      <w:r>
+        <w:rPr>
+          <w:i/>
+          <w:sz w:val="24"/>
+        </w:rPr>
+        <w:t>systems</w:t>
+      </w:r>
+      <w:proofErr w:type="spellEnd"/>
+      <w:r>
+        <w:rPr>
+          <w:i/>
+          <w:sz w:val="24"/>
+        </w:rPr>
+        <w:t xml:space="preserve"> </w:t>
+      </w:r>
+      <w:proofErr w:type="spellStart"/>
+      <w:r>
+        <w:rPr>
+          <w:i/>
+          <w:sz w:val="24"/>
+        </w:rPr>
+        <w:t>empowerment</w:t>
+      </w:r>
+      <w:proofErr w:type="spellEnd"/>
+      <w:r>
+        <w:rPr>
+          <w:i/>
+          <w:sz w:val="24"/>
+        </w:rPr>
+        <w:t xml:space="preserve"> as </w:t>
+      </w:r>
+      <w:proofErr w:type="spellStart"/>
+      <w:r>
+        <w:rPr>
+          <w:i/>
+          <w:sz w:val="24"/>
+        </w:rPr>
+        <w:t>participatory</w:t>
+      </w:r>
+      <w:proofErr w:type="spellEnd"/>
+      <w:r>
+        <w:rPr>
+          <w:i/>
+          <w:sz w:val="24"/>
+        </w:rPr>
+        <w:t xml:space="preserve"> </w:t>
+      </w:r>
+      <w:proofErr w:type="spellStart"/>
+      <w:r>
+        <w:rPr>
+          <w:i/>
+          <w:sz w:val="24"/>
+        </w:rPr>
+        <w:t>sustainable</w:t>
+      </w:r>
+      <w:proofErr w:type="spellEnd"/>
+      <w:r>
+        <w:rPr>
+          <w:i/>
+          <w:sz w:val="24"/>
+        </w:rPr>
+        <w:t xml:space="preserve"> </w:t>
+      </w:r>
+      <w:proofErr w:type="spellStart"/>
+      <w:r>
+        <w:rPr>
+          <w:i/>
+          <w:sz w:val="24"/>
+        </w:rPr>
+        <w:t>development</w:t>
+      </w:r>
+      <w:proofErr w:type="spellEnd"/>
+      <w:r>
+        <w:rPr>
+          <w:i/>
+          <w:sz w:val="24"/>
+        </w:rPr>
+        <w:t xml:space="preserve"> </w:t>
+      </w:r>
+      <w:proofErr w:type="spellStart"/>
+      <w:r>
+        <w:rPr>
+          <w:i/>
+          <w:sz w:val="24"/>
+        </w:rPr>
+        <w:t>strategy</w:t>
+      </w:r>
+      <w:proofErr w:type="spellEnd"/>
+      <w:r>
+        <w:rPr>
+          <w:i/>
+          <w:sz w:val="24"/>
+        </w:rPr>
+        <w:t xml:space="preserve"> </w:t>
+      </w:r>
+      <w:proofErr w:type="spellStart"/>
+      <w:r>
+        <w:rPr>
+          <w:i/>
+          <w:sz w:val="24"/>
+        </w:rPr>
+        <w:t>for</w:t>
+      </w:r>
+      <w:proofErr w:type="spellEnd"/>
+      <w:r>
+        <w:rPr>
+          <w:i/>
+          <w:sz w:val="24"/>
+        </w:rPr>
+        <w:t xml:space="preserve"> </w:t>
+      </w:r>
+      <w:proofErr w:type="spellStart"/>
+      <w:r>
+        <w:rPr>
+          <w:i/>
+          <w:sz w:val="24"/>
+        </w:rPr>
+        <w:t>the</w:t>
+      </w:r>
+      <w:proofErr w:type="spellEnd"/>
+      <w:r>
+        <w:rPr>
+          <w:i/>
+          <w:sz w:val="24"/>
+        </w:rPr>
+        <w:t xml:space="preserve"> Amazon </w:t>
+      </w:r>
+      <w:proofErr w:type="spellStart"/>
+      <w:r>
+        <w:rPr>
+          <w:i/>
+          <w:sz w:val="24"/>
+        </w:rPr>
+        <w:t>basin</w:t>
+      </w:r>
+      <w:proofErr w:type="spellEnd"/>
+      <w:r>
+        <w:rPr>
+          <w:i/>
+          <w:sz w:val="24"/>
+        </w:rPr>
+        <w:t xml:space="preserve"> </w:t>
+      </w:r>
+      <w:proofErr w:type="spellStart"/>
+      <w:r>
+        <w:rPr>
+          <w:i/>
+          <w:sz w:val="24"/>
+        </w:rPr>
+        <w:t>Chakra</w:t>
+      </w:r>
+      <w:proofErr w:type="spellEnd"/>
+      <w:r>
+        <w:rPr>
+          <w:i/>
+          <w:sz w:val="24"/>
+        </w:rPr>
+        <w:t xml:space="preserve"> </w:t>
+      </w:r>
+      <w:proofErr w:type="spellStart"/>
+      <w:r>
+        <w:rPr>
+          <w:i/>
+          <w:sz w:val="24"/>
+        </w:rPr>
+        <w:t>Kichwa</w:t>
+      </w:r>
+      <w:proofErr w:type="spellEnd"/>
+      <w:r>
+        <w:rPr>
+          <w:i/>
+          <w:sz w:val="24"/>
+        </w:rPr>
+        <w:t xml:space="preserve"> </w:t>
+      </w:r>
+      <w:proofErr w:type="spellStart"/>
+      <w:r>
+        <w:rPr>
+          <w:i/>
+          <w:sz w:val="24"/>
+        </w:rPr>
+        <w:t>Amazonica</w:t>
+      </w:r>
+      <w:proofErr w:type="spellEnd"/>
+      <w:r>
+        <w:rPr>
+          <w:i/>
+          <w:sz w:val="24"/>
+        </w:rPr>
+        <w:t xml:space="preserve"> of </w:t>
+      </w:r>
+      <w:r>
+        <w:rPr>
+          <w:i/>
+          <w:spacing w:val="-2"/>
+          <w:sz w:val="24"/>
+        </w:rPr>
+        <w:t>Ecuador</w:t>
+      </w:r>
+      <w:r>
+        <w:rPr>
+          <w:spacing w:val="-2"/>
+          <w:sz w:val="24"/>
+        </w:rPr>
+        <w:t xml:space="preserve">. </w:t>
+      </w:r>
+      <w:hyperlink r:id="rId20" w:history="1">
         <w:r>
           <w:rPr>
+            <w:rStyle w:val="Hipervnculo"/>
             <w:spacing w:val="-2"/>
             <w:sz w:val="24"/>
+            <w:szCs w:val="24"/>
           </w:rPr>
-          <w:t xml:space="preserve">https://www.researchgate.net/publication/341801935_Indigenous_food_sovereignty_an </w:t>
+          <w:t>https://www.researchgate.net/publication/358849673_Indigenous_agroforestry_systems</w:t>
         </w:r>
         <w:r>
           <w:rPr>
+            <w:rStyle w:val="Hipervnculo"/>
             <w:sz w:val="24"/>
+            <w:szCs w:val="24"/>
           </w:rPr>
-          <w:t>d_tourism_the_Chakra_Route_in_the_Amazon_region_of_Ecuador</w:t>
+          <w:t>_</w:t>
+        </w:r>
+        <w:r>
+          <w:rPr>
+            <w:rStyle w:val="Hipervnculo"/>
+            <w:spacing w:val="-2"/>
+            <w:sz w:val="24"/>
+            <w:szCs w:val="24"/>
+          </w:rPr>
+          <w:t>_empowerment_as_p</w:t>
+        </w:r>
+        <w:r>
+          <w:rPr>
+            <w:rStyle w:val="Hipervnculo"/>
+            <w:spacing w:val="-2"/>
+            <w:sz w:val="24"/>
+            <w:szCs w:val="24"/>
+          </w:rPr>
+          <w:t>a</w:t>
+        </w:r>
+        <w:r>
+          <w:rPr>
+            <w:rStyle w:val="Hipervnculo"/>
+            <w:spacing w:val="-2"/>
+            <w:sz w:val="24"/>
+            <w:szCs w:val="24"/>
+          </w:rPr>
+          <w:t>rticipatory_sustainable_development_strate</w:t>
+        </w:r>
+        <w:r>
+          <w:rPr>
+            <w:rStyle w:val="Hipervnculo"/>
+            <w:spacing w:val="-2"/>
+            <w:sz w:val="24"/>
+            <w:szCs w:val="24"/>
+          </w:rPr>
+          <w:t>g</w:t>
+        </w:r>
+        <w:r>
+          <w:rPr>
+            <w:rStyle w:val="Hipervnculo"/>
+            <w:spacing w:val="-2"/>
+            <w:sz w:val="24"/>
+            <w:szCs w:val="24"/>
+          </w:rPr>
+          <w:t>y_for_the_Amazon_</w:t>
+        </w:r>
+        <w:r>
+          <w:rPr>
+            <w:rStyle w:val="Hipervnculo"/>
+            <w:sz w:val="24"/>
+            <w:szCs w:val="24"/>
+          </w:rPr>
+          <w:t>basin</w:t>
         </w:r>
       </w:hyperlink>
       <w:r>
         <w:rPr>
           <w:sz w:val="24"/>
-        </w:rPr>
-        <w:t xml:space="preserve"> [8] </w:t>
-      </w:r>
-      <w:proofErr w:type="spellStart"/>
-      <w:r>
-        <w:rPr>
-          <w:sz w:val="24"/>
-        </w:rPr>
-        <w:t>ResearchGate</w:t>
-      </w:r>
-      <w:proofErr w:type="spellEnd"/>
-      <w:r>
-        <w:rPr>
-          <w:sz w:val="24"/>
-        </w:rPr>
-        <w:t xml:space="preserve">. (2022, </w:t>
-      </w:r>
-      <w:proofErr w:type="spellStart"/>
-      <w:r>
-        <w:rPr>
-          <w:sz w:val="24"/>
-        </w:rPr>
-        <w:t>February</w:t>
-      </w:r>
-      <w:proofErr w:type="spellEnd"/>
-      <w:r>
-        <w:rPr>
-          <w:sz w:val="24"/>
-        </w:rPr>
-        <w:t xml:space="preserve"> 25). </w:t>
-      </w:r>
-      <w:proofErr w:type="spellStart"/>
-      <w:r>
-        <w:rPr>
-          <w:i/>
-          <w:sz w:val="24"/>
-        </w:rPr>
-        <w:t>Indigenous</w:t>
-      </w:r>
-      <w:proofErr w:type="spellEnd"/>
-      <w:r>
-        <w:rPr>
-          <w:i/>
-          <w:sz w:val="24"/>
-        </w:rPr>
-        <w:t xml:space="preserve"> </w:t>
-      </w:r>
-      <w:proofErr w:type="spellStart"/>
-      <w:r>
-        <w:rPr>
-          <w:i/>
-          <w:sz w:val="24"/>
-        </w:rPr>
-        <w:t>agroforestry</w:t>
-      </w:r>
-      <w:proofErr w:type="spellEnd"/>
-      <w:r>
-        <w:rPr>
-          <w:i/>
-          <w:sz w:val="24"/>
-        </w:rPr>
-        <w:t xml:space="preserve"> </w:t>
-      </w:r>
-      <w:proofErr w:type="spellStart"/>
-      <w:r>
-        <w:rPr>
-          <w:i/>
-          <w:sz w:val="24"/>
-        </w:rPr>
-        <w:t>systems</w:t>
-      </w:r>
-      <w:proofErr w:type="spellEnd"/>
-      <w:r>
-        <w:rPr>
-          <w:i/>
-          <w:sz w:val="24"/>
-        </w:rPr>
-        <w:t xml:space="preserve"> </w:t>
-      </w:r>
-      <w:proofErr w:type="spellStart"/>
-      <w:r>
-        <w:rPr>
-          <w:i/>
-          <w:sz w:val="24"/>
-        </w:rPr>
-        <w:t>empowerment</w:t>
-      </w:r>
-      <w:proofErr w:type="spellEnd"/>
-      <w:r>
-        <w:rPr>
-          <w:i/>
-          <w:sz w:val="24"/>
-        </w:rPr>
-        <w:t xml:space="preserve"> as </w:t>
-      </w:r>
-      <w:proofErr w:type="spellStart"/>
-      <w:r>
-        <w:rPr>
-          <w:i/>
-          <w:sz w:val="24"/>
-        </w:rPr>
-        <w:t>participatory</w:t>
-      </w:r>
-      <w:proofErr w:type="spellEnd"/>
-      <w:r>
-        <w:rPr>
-          <w:i/>
-          <w:sz w:val="24"/>
-        </w:rPr>
-        <w:t xml:space="preserve"> </w:t>
-      </w:r>
-      <w:proofErr w:type="spellStart"/>
-      <w:r>
-        <w:rPr>
-          <w:i/>
-          <w:sz w:val="24"/>
-        </w:rPr>
-        <w:t>sustainable</w:t>
-      </w:r>
-      <w:proofErr w:type="spellEnd"/>
-      <w:r>
-        <w:rPr>
-          <w:i/>
-          <w:sz w:val="24"/>
-        </w:rPr>
-        <w:t xml:space="preserve"> </w:t>
-      </w:r>
-      <w:proofErr w:type="spellStart"/>
-      <w:r>
-        <w:rPr>
-          <w:i/>
-          <w:sz w:val="24"/>
-        </w:rPr>
-        <w:t>development</w:t>
-      </w:r>
-      <w:proofErr w:type="spellEnd"/>
-      <w:r>
-        <w:rPr>
-          <w:i/>
-          <w:sz w:val="24"/>
-        </w:rPr>
-        <w:t xml:space="preserve"> </w:t>
-      </w:r>
-      <w:proofErr w:type="spellStart"/>
-      <w:r>
-        <w:rPr>
-          <w:i/>
-          <w:sz w:val="24"/>
-        </w:rPr>
-        <w:t>strategy</w:t>
-      </w:r>
-      <w:proofErr w:type="spellEnd"/>
-      <w:r>
-        <w:rPr>
-          <w:i/>
-          <w:sz w:val="24"/>
-        </w:rPr>
-        <w:t xml:space="preserve"> </w:t>
-      </w:r>
-      <w:proofErr w:type="spellStart"/>
-      <w:r>
-        <w:rPr>
-          <w:i/>
-          <w:sz w:val="24"/>
-        </w:rPr>
-        <w:t>for</w:t>
-      </w:r>
-      <w:proofErr w:type="spellEnd"/>
-      <w:r>
-        <w:rPr>
-          <w:i/>
-          <w:sz w:val="24"/>
-        </w:rPr>
-        <w:t xml:space="preserve"> </w:t>
-      </w:r>
-      <w:proofErr w:type="spellStart"/>
-      <w:r>
-        <w:rPr>
-          <w:i/>
-          <w:sz w:val="24"/>
-        </w:rPr>
-        <w:t>the</w:t>
-      </w:r>
-      <w:proofErr w:type="spellEnd"/>
-      <w:r>
-        <w:rPr>
-          <w:i/>
-          <w:sz w:val="24"/>
-        </w:rPr>
-        <w:t xml:space="preserve"> Amazon </w:t>
-      </w:r>
-      <w:proofErr w:type="spellStart"/>
-      <w:r>
-        <w:rPr>
-          <w:i/>
-          <w:sz w:val="24"/>
-        </w:rPr>
-        <w:t>basin</w:t>
-      </w:r>
-      <w:proofErr w:type="spellEnd"/>
-      <w:r>
-        <w:rPr>
-          <w:i/>
-          <w:sz w:val="24"/>
-        </w:rPr>
-        <w:t xml:space="preserve"> </w:t>
-      </w:r>
-      <w:proofErr w:type="spellStart"/>
-      <w:r>
-        <w:rPr>
-          <w:i/>
-          <w:sz w:val="24"/>
-        </w:rPr>
-        <w:t>Chakra</w:t>
-      </w:r>
-      <w:proofErr w:type="spellEnd"/>
-      <w:r>
-        <w:rPr>
-          <w:i/>
-          <w:sz w:val="24"/>
-        </w:rPr>
-        <w:t xml:space="preserve"> </w:t>
-      </w:r>
-      <w:proofErr w:type="spellStart"/>
-      <w:r>
-        <w:rPr>
-          <w:i/>
-          <w:sz w:val="24"/>
-        </w:rPr>
-        <w:t>Kichwa</w:t>
-      </w:r>
-      <w:proofErr w:type="spellEnd"/>
-      <w:r>
-        <w:rPr>
-          <w:i/>
-          <w:sz w:val="24"/>
-        </w:rPr>
-        <w:t xml:space="preserve"> </w:t>
-      </w:r>
-      <w:proofErr w:type="spellStart"/>
-      <w:r>
-        <w:rPr>
-          <w:i/>
-          <w:sz w:val="24"/>
-        </w:rPr>
-        <w:t>Amazonica</w:t>
-      </w:r>
-      <w:proofErr w:type="spellEnd"/>
-      <w:r>
-        <w:rPr>
-          <w:i/>
-          <w:sz w:val="24"/>
-        </w:rPr>
-        <w:t xml:space="preserve"> of </w:t>
-      </w:r>
-      <w:r>
-        <w:rPr>
-          <w:i/>
-          <w:spacing w:val="-2"/>
-          <w:sz w:val="24"/>
-        </w:rPr>
-        <w:t>Ecuador</w:t>
-      </w:r>
-      <w:r>
-        <w:rPr>
-          <w:spacing w:val="-2"/>
-          <w:sz w:val="24"/>
-        </w:rPr>
-        <w:t xml:space="preserve">. </w:t>
-      </w:r>
-      <w:hyperlink r:id="rId21">
-        <w:r>
-          <w:rPr>
-            <w:spacing w:val="-2"/>
-            <w:sz w:val="24"/>
-          </w:rPr>
-          <w:t>https://www.researchgate.net/publication/358849673_Indigenous_agroforestry_systems</w:t>
-        </w:r>
-      </w:hyperlink>
+          <w:szCs w:val="24"/>
+        </w:rPr>
+        <w:t>Chakra_Kichwa_Amazonica_of_Ecuador</w:t>
+      </w:r>
     </w:p>
     <w:p>
       <w:pPr>
@@ -5259,18 +5444,7 @@
         <w:ind w:right="150"/>
       </w:pPr>
       <w:r>
-        <w:rPr>
-          <w:spacing w:val="-2"/>
-        </w:rPr>
-        <w:t xml:space="preserve">_empowerment_as_participatory_sustainable_development_strategy_for_the_Amazon_ </w:t>
-      </w:r>
-      <w:proofErr w:type="spellStart"/>
-      <w:r>
-        <w:t>basin_Chakra_Kichwa_Amazonica_of_Ecuador</w:t>
-      </w:r>
-      <w:proofErr w:type="spellEnd"/>
-      <w:r>
-        <w:t xml:space="preserve"> [9] El País. (2025, 1 de octubre).</w:t>
+        <w:t>[9] El País. (2025, 1 de octubre).</w:t>
       </w:r>
     </w:p>
     <w:p>
@@ -5302,21 +5476,23 @@
         </w:rPr>
         <w:t xml:space="preserve">. </w:t>
       </w:r>
-      <w:hyperlink r:id="rId22">
+      <w:hyperlink r:id="rId21" w:history="1">
         <w:r>
           <w:rPr>
+            <w:rStyle w:val="Hipervnculo"/>
             <w:sz w:val="24"/>
           </w:rPr>
           <w:t>https://elpais.com/america-futura/2025-10-01/chakras-soberania-alimentaria-y-</w:t>
         </w:r>
+        <w:r>
+          <w:rPr>
+            <w:rStyle w:val="Hipervnculo"/>
+            <w:spacing w:val="-2"/>
+            <w:sz w:val="24"/>
+          </w:rPr>
+          <w:t>resistencia.html</w:t>
+        </w:r>
       </w:hyperlink>
-      <w:r>
-        <w:rPr>
-          <w:spacing w:val="-2"/>
-          <w:sz w:val="24"/>
-        </w:rPr>
-        <w:t>resistencia.html</w:t>
-      </w:r>
     </w:p>
     <w:sectPr>
       <w:pgSz w:w="11910" w:h="16850"/>
@@ -6438,6 +6614,41 @@
     <w:uiPriority w:val="1"/>
     <w:qFormat/>
   </w:style>
+  <w:style w:type="character" w:styleId="Hipervnculo">
+    <w:name w:val="Hyperlink"/>
+    <w:basedOn w:val="Fuentedeprrafopredeter"/>
+    <w:uiPriority w:val="99"/>
+    <w:unhideWhenUsed/>
+    <w:rsid w:val="00E618DD"/>
+    <w:rPr>
+      <w:color w:val="0000FF" w:themeColor="hyperlink"/>
+      <w:u w:val="single"/>
+    </w:rPr>
+  </w:style>
+  <w:style w:type="character" w:styleId="Mencinsinresolver">
+    <w:name w:val="Unresolved Mention"/>
+    <w:basedOn w:val="Fuentedeprrafopredeter"/>
+    <w:uiPriority w:val="99"/>
+    <w:semiHidden/>
+    <w:unhideWhenUsed/>
+    <w:rsid w:val="00E618DD"/>
+    <w:rPr>
+      <w:color w:val="605E5C"/>
+      <w:shd w:val="clear" w:color="auto" w:fill="E1DFDD"/>
+    </w:rPr>
+  </w:style>
+  <w:style w:type="character" w:styleId="Hipervnculovisitado">
+    <w:name w:val="FollowedHyperlink"/>
+    <w:basedOn w:val="Fuentedeprrafopredeter"/>
+    <w:uiPriority w:val="99"/>
+    <w:semiHidden/>
+    <w:unhideWhenUsed/>
+    <w:rsid w:val="00E618DD"/>
+    <w:rPr>
+      <w:color w:val="800080" w:themeColor="followedHyperlink"/>
+      <w:u w:val="single"/>
+    </w:rPr>
+  </w:style>
 </w:styles>
 </file>
 
